--- a/resubmission/reviewed_Supplementary_Materials.docx
+++ b/resubmission/reviewed_Supplementary_Materials.docx
@@ -1389,68 +1389,14 @@
     </w:p>
     <w:p>
       <w:pPr>
-        <w:spacing w:before="0" w:after="60"/>
-        <w:keepNext/>
-        <w:jc w:val="start"/>
-        <w:pStyle w:val="caption"/>
+        <w:pStyle w:val="FirstParagraph"/>
       </w:pPr>
       <w:r>
         <w:rPr>
-          <w:rFonts w:ascii="Calibri" w:hAnsi="Calibri"/>
-          <w:sz w:val="24"/>
+          <w:b/>
+          <w:bCs/>
         </w:rPr>
-        <w:t xml:space="preserve">Table </w:t>
-      </w:r>
-      <w:r>
-        <w:fldChar w:fldCharType="begin" w:dirty="true"/>
-      </w:r>
-      <w:r>
-        <w:instrText xml:space="preserve" w:dirty="true"> SEQ Table \* ARABIC </w:instrText>
-      </w:r>
-      <w:r>
-        <w:fldChar w:fldCharType="separate" w:dirty="true"/>
-      </w:r>
-      <w:r>
-        <w:rPr>
-          <w:noProof/>
-          <w:rFonts w:ascii="Calibri" w:hAnsi="Calibri"/>
-          <w:sz w:val="24"/>
-        </w:rPr>
-        <w:t xml:space="default">1</w:t>
-      </w:r>
-      <w:r>
-        <w:fldChar w:fldCharType="end" w:dirty="true"/>
-      </w:r>
-      <w:r>
-        <w:rPr>
-          <w:rFonts w:ascii="Calibri" w:hAnsi="Calibri"/>
-          <w:sz w:val="24"/>
-        </w:rPr>
-        <w:t xml:space="preserve">: </w:t>
-      </w:r>
-      <w:r>
-        <w:rPr>
-          <w:rFonts w:ascii="Calibri" w:hAnsi="Calibri"/>
-          <w:sz w:val="24"/>
-          <w:color w:val="333333"/>
-        </w:rPr>
-        <w:t xml:space="default">Protected area coverage and population proximity (2000–2020)</w:t>
-      </w:r>
-    </w:p>
-    <w:p>
-      <w:pPr>
-        <w:spacing w:before="0" w:after="60"/>
-        <w:keepNext/>
-        <w:jc w:val="start"/>
-        <w:pStyle w:val="caption"/>
-      </w:pPr>
-      <w:r>
-        <w:rPr>
-          <w:rFonts w:ascii="Calibri" w:hAnsi="Calibri"/>
-          <w:sz w:val="20"/>
-          <w:color w:val="333333"/>
-        </w:rPr>
-        <w:t xml:space="default">Confirmed PAs only, GHSL estimates</w:t>
+        <w:t xml:space="preserve">Table S1: Protected area coverage and population proximity (2000–2020)</w:t>
       </w:r>
     </w:p>
     <w:tbl xmlns:w="http://schemas.openxmlformats.org/wordprocessingml/2006/main" xmlns:wp="http://schemas.openxmlformats.org/drawingml/2006/wordprocessingDrawing" xmlns:r="http://schemas.openxmlformats.org/officeDocument/2006/relationships" xmlns:w14="http://schemas.microsoft.com/office/word/2010/wordml">
@@ -14888,68 +14834,14 @@
     </w:p>
     <w:p>
       <w:pPr>
-        <w:spacing w:before="0" w:after="60"/>
-        <w:keepNext/>
-        <w:jc w:val="start"/>
-        <w:pStyle w:val="caption"/>
+        <w:pStyle w:val="FirstParagraph"/>
       </w:pPr>
       <w:r>
         <w:rPr>
-          <w:rFonts w:ascii="Calibri" w:hAnsi="Calibri"/>
-          <w:sz w:val="24"/>
+          <w:b/>
+          <w:bCs/>
         </w:rPr>
-        <w:t xml:space="preserve">Table </w:t>
-      </w:r>
-      <w:r>
-        <w:fldChar w:fldCharType="begin" w:dirty="true"/>
-      </w:r>
-      <w:r>
-        <w:instrText xml:space="preserve" w:dirty="true"> SEQ Table \* ARABIC </w:instrText>
-      </w:r>
-      <w:r>
-        <w:fldChar w:fldCharType="separate" w:dirty="true"/>
-      </w:r>
-      <w:r>
-        <w:rPr>
-          <w:noProof/>
-          <w:rFonts w:ascii="Calibri" w:hAnsi="Calibri"/>
-          <w:sz w:val="24"/>
-        </w:rPr>
-        <w:t xml:space="default">1</w:t>
-      </w:r>
-      <w:r>
-        <w:fldChar w:fldCharType="end" w:dirty="true"/>
-      </w:r>
-      <w:r>
-        <w:rPr>
-          <w:rFonts w:ascii="Calibri" w:hAnsi="Calibri"/>
-          <w:sz w:val="24"/>
-        </w:rPr>
-        <w:t xml:space="preserve">: </w:t>
-      </w:r>
-      <w:r>
-        <w:rPr>
-          <w:rFonts w:ascii="Calibri" w:hAnsi="Calibri"/>
-          <w:sz w:val="24"/>
-          <w:color w:val="333333"/>
-        </w:rPr>
-        <w:t xml:space="default">Largest Differences Between GHSL and WorldPop Estimates</w:t>
-      </w:r>
-    </w:p>
-    <w:p>
-      <w:pPr>
-        <w:spacing w:before="0" w:after="60"/>
-        <w:keepNext/>
-        <w:jc w:val="start"/>
-        <w:pStyle w:val="caption"/>
-      </w:pPr>
-      <w:r>
-        <w:rPr>
-          <w:rFonts w:ascii="Calibri" w:hAnsi="Calibri"/>
-          <w:sz w:val="20"/>
-          <w:color w:val="333333"/>
-        </w:rPr>
-        <w:t xml:space="default">All PAs in 2020 (incl. unknown designation year). Absolute difference &gt; 5 pp and relative difference &gt; 10%</w:t>
+        <w:t xml:space="preserve">Table S2: Largest differences between GHSL and WorldPop estimates</w:t>
       </w:r>
     </w:p>
     <w:tbl xmlns:w="http://schemas.openxmlformats.org/wordprocessingml/2006/main" xmlns:wp="http://schemas.openxmlformats.org/drawingml/2006/wordprocessingDrawing" xmlns:r="http://schemas.openxmlformats.org/officeDocument/2006/relationships" xmlns:w14="http://schemas.microsoft.com/office/word/2010/wordml">
